--- a/07_SCI_TUST/Chapter02_研究方法/Figure/圖規劃.docx
+++ b/07_SCI_TUST/Chapter02_研究方法/Figure/圖規劃.docx
@@ -7,9 +7,9 @@
         <w:rPr>
           <w:rFonts w:ascii="Times New Roman" w:hAnsi="Times New Roman" w:eastAsia="標楷體"/>
           <w:b/>
-          <w:sz w:val="32"/>
+          <w:sz w:val="30"/>
         </w:rPr>
-        <w:t>研究方法——Figure 規劃</w:t>
+        <w:t>方法圖規劃</w:t>
       </w:r>
     </w:p>
     <w:p>
@@ -17,9 +17,53 @@
         <w:rPr>
           <w:rFonts w:ascii="Times New Roman" w:hAnsi="Times New Roman" w:eastAsia="標楷體"/>
           <w:b w:val="0"/>
-          <w:sz w:val="24"/>
+          <w:color w:val="C00000"/>
+          <w:sz w:val="23"/>
         </w:rPr>
-        <w:t>Fig 4（跨尺度流程＋傳遞）＋Fig 5（三尺度模型三面板）。</w:t>
+        <w:t>圖4</w:t>
+      </w:r>
+      <w:r>
+        <w:rPr>
+          <w:rFonts w:ascii="Times New Roman" w:hAnsi="Times New Roman" w:eastAsia="標楷體"/>
+          <w:b w:val="0"/>
+          <w:sz w:val="23"/>
+        </w:rPr>
+        <w:t xml:space="preserve"> 跨尺度流程＋傳遞＋系譜面板；</w:t>
+      </w:r>
+      <w:r>
+        <w:rPr>
+          <w:rFonts w:ascii="Times New Roman" w:hAnsi="Times New Roman" w:eastAsia="標楷體"/>
+          <w:b w:val="0"/>
+          <w:color w:val="C00000"/>
+          <w:sz w:val="23"/>
+        </w:rPr>
+        <w:t>圖5</w:t>
+      </w:r>
+      <w:r>
+        <w:rPr>
+          <w:rFonts w:ascii="Times New Roman" w:hAnsi="Times New Roman" w:eastAsia="標楷體"/>
+          <w:b w:val="0"/>
+          <w:sz w:val="23"/>
+        </w:rPr>
+        <w:t xml:space="preserve"> 三尺度模型三面板。</w:t>
+      </w:r>
+      <w:r>
+        <w:rPr>
+          <w:rFonts w:ascii="Times New Roman" w:hAnsi="Times New Roman" w:eastAsia="標楷體"/>
+          <w:b w:val="0"/>
+          <w:sz w:val="23"/>
+        </w:rPr>
+        <w:t xml:space="preserve">　</w:t>
+      </w:r>
+      <w:r>
+        <w:rPr>
+          <w:rFonts w:ascii="Times New Roman" w:hAnsi="Times New Roman" w:eastAsia="標楷體"/>
+          <w:b w:val="0"/>
+          <w:color w:val="000000"/>
+          <w:sz w:val="21"/>
+          <w:highlight w:val="yellow"/>
+        </w:rPr>
+        <w:t>【重點：兩張撐全章】</w:t>
       </w:r>
     </w:p>
     <w:sectPr>
